--- a/Templates/промежуточные_особые/внести Обездвижка/Определение БД нет ГП.docx
+++ b/Templates/промежуточные_особые/внести Обездвижка/Определение БД нет ГП.docx
@@ -4,86 +4,62 @@
   <w:body>
     <w:p>
       <w:pPr>
+        <w:spacing w:line="360" w:lineRule="auto"/>
         <w:jc w:val="center"/>
       </w:pPr>
       <w:r>
         <w:rPr>
           <w:noProof/>
         </w:rPr>
-        <mc:AlternateContent>
-          <mc:Choice Requires="wpg">
-            <w:drawing>
-              <wp:inline distT="0" distB="0" distL="0" distR="0" wp14:anchorId="792CE104" wp14:editId="49C140A0">
-                <wp:extent cx="685800" cy="647700"/>
-                <wp:effectExtent l="0" t="0" r="0" b="0"/>
-                <wp:docPr id="1" name="Рисунок 1"/>
-                <wp:cNvGraphicFramePr/>
-                <a:graphic xmlns:a="http://schemas.openxmlformats.org/drawingml/2006/main">
-                  <a:graphicData uri="http://schemas.openxmlformats.org/drawingml/2006/picture">
-                    <pic:pic xmlns:pic="http://schemas.openxmlformats.org/drawingml/2006/picture">
-                      <pic:nvPicPr>
-                        <pic:cNvPr id="0" name="Picture 1"/>
-                        <pic:cNvPicPr>
-                          <a:picLocks noChangeArrowheads="1"/>
-                        </pic:cNvPicPr>
-                      </pic:nvPicPr>
-                      <pic:blipFill>
-                        <a:blip r:embed="rId7">
-                          <a:grayscl/>
-                        </a:blip>
-                        <a:stretch/>
-                      </pic:blipFill>
-                      <pic:spPr bwMode="auto">
-                        <a:xfrm>
-                          <a:off x="0" y="0"/>
-                          <a:ext cx="685800" cy="647700"/>
-                        </a:xfrm>
-                        <a:prstGeom prst="rect">
-                          <a:avLst/>
-                        </a:prstGeom>
-                        <a:noFill/>
-                        <a:ln>
-                          <a:noFill/>
-                        </a:ln>
-                      </pic:spPr>
-                    </pic:pic>
-                  </a:graphicData>
-                </a:graphic>
-              </wp:inline>
-            </w:drawing>
-          </mc:Choice>
-          <mc:Fallback xmlns:w15="http://schemas.microsoft.com/office/word/2012/wordml" xmlns:a="http://schemas.openxmlformats.org/drawingml/2006/main">
-            <w:pict>
-              <v:shapetype type="#_x0000_t75" o:spt="75" coordsize="21600,21600" o:preferrelative="t" path="m@4@5l@4@11@9@11@9@5xe">
-                <v:formulas>
-                  <v:f eqn="if lineDrawn pixelLineWidth 0"/>
-                  <v:f eqn="sum @0 1 0"/>
-                  <v:f eqn="sum 0 0 @1"/>
-                  <v:f eqn="prod @2 1 2"/>
-                  <v:f eqn="prod @3 21600 pixelWidth"/>
-                  <v:f eqn="prod @3 21600 pixelHeight"/>
-                  <v:f eqn="sum @0 0 1"/>
-                  <v:f eqn="prod @6 1 2"/>
-                  <v:f eqn="prod @7 21600 pixelWidth"/>
-                  <v:f eqn="sum @8 21600 0"/>
-                  <v:f eqn="prod @7 21600 pixelHeight"/>
-                  <v:f eqn="sum @10 21600 0"/>
-                </v:formulas>
-              </v:shapetype>
-              <v:shape id="_x0000_i0" o:spid="_x0000_s0" type="#_x0000_t75" style="width:54.00pt;height:51.00pt;mso-wrap-distance-left:0.00pt;mso-wrap-distance-top:0.00pt;mso-wrap-distance-right:0.00pt;mso-wrap-distance-bottom:0.00pt;" stroked="f">
-                <v:path textboxrect="0,0,0,0"/>
-                <v:imagedata r:id="rId14" o:title=""/>
-              </v:shape>
-            </w:pict>
-          </mc:Fallback>
-        </mc:AlternateContent>
+        <w:drawing>
+          <wp:inline distT="0" distB="0" distL="0" distR="0" wp14:anchorId="49F2D3B3" wp14:editId="03B04662">
+            <wp:extent cx="695325" cy="657225"/>
+            <wp:effectExtent l="0" t="0" r="9525" b="9525"/>
+            <wp:docPr id="1" name="Рисунок 1"/>
+            <wp:cNvGraphicFramePr>
+              <a:graphicFrameLocks xmlns:a="http://schemas.openxmlformats.org/drawingml/2006/main" noChangeAspect="1"/>
+            </wp:cNvGraphicFramePr>
+            <a:graphic xmlns:a="http://schemas.openxmlformats.org/drawingml/2006/main">
+              <a:graphicData uri="http://schemas.openxmlformats.org/drawingml/2006/picture">
+                <pic:pic xmlns:pic="http://schemas.openxmlformats.org/drawingml/2006/picture">
+                  <pic:nvPicPr>
+                    <pic:cNvPr id="0" name="Picture 1"/>
+                    <pic:cNvPicPr>
+                      <a:picLocks noChangeAspect="1" noChangeArrowheads="1"/>
+                    </pic:cNvPicPr>
+                  </pic:nvPicPr>
+                  <pic:blipFill>
+                    <a:blip r:embed="rId7">
+                      <a:extLst>
+                        <a:ext uri="{28A0092B-C50C-407E-A947-70E740481C1C}">
+                          <a14:useLocalDpi xmlns:a14="http://schemas.microsoft.com/office/drawing/2010/main" val="0"/>
+                        </a:ext>
+                      </a:extLst>
+                    </a:blip>
+                    <a:srcRect/>
+                    <a:stretch>
+                      <a:fillRect/>
+                    </a:stretch>
+                  </pic:blipFill>
+                  <pic:spPr bwMode="auto">
+                    <a:xfrm>
+                      <a:off x="0" y="0"/>
+                      <a:ext cx="695325" cy="657225"/>
+                    </a:xfrm>
+                    <a:prstGeom prst="rect">
+                      <a:avLst/>
+                    </a:prstGeom>
+                    <a:noFill/>
+                    <a:ln>
+                      <a:noFill/>
+                    </a:ln>
+                  </pic:spPr>
+                </pic:pic>
+              </a:graphicData>
+            </a:graphic>
+          </wp:inline>
+        </w:drawing>
       </w:r>
-    </w:p>
-    <w:p>
-      <w:pPr>
-        <w:spacing w:line="360" w:lineRule="auto"/>
-        <w:jc w:val="center"/>
-      </w:pPr>
     </w:p>
     <w:p>
       <w:pPr>
@@ -108,14 +84,40 @@
     <w:p>
       <w:pPr>
         <w:jc w:val="center"/>
+        <w:rPr>
+          <w:snapToGrid w:val="0"/>
+        </w:rPr>
       </w:pPr>
+      <w:smartTag w:uri="urn:schemas-microsoft-com:office:smarttags" w:element="metricconverter">
+        <w:smartTagPr>
+          <w:attr w:name="ProductID" w:val="344 002 г"/>
+        </w:smartTagPr>
+        <w:r>
+          <w:rPr>
+            <w:snapToGrid w:val="0"/>
+          </w:rPr>
+          <w:t>344 002 г</w:t>
+        </w:r>
+      </w:smartTag>
       <w:r>
-        <w:t>344 002 г. Ростов-на-Дону, ул. Станиславского, 10/11-13</w:t>
+        <w:rPr>
+          <w:snapToGrid w:val="0"/>
+        </w:rPr>
+        <w:t xml:space="preserve">. Ростов-на-Дону, ул. Станиславского, </w:t>
+      </w:r>
+      <w:r>
+        <w:rPr>
+          <w:snapToGrid w:val="0"/>
+        </w:rPr>
+        <w:t>10/11-13</w:t>
       </w:r>
     </w:p>
     <w:p>
       <w:pPr>
         <w:jc w:val="center"/>
+        <w:rPr>
+          <w:lang w:val="en-US"/>
+        </w:rPr>
       </w:pPr>
       <w:r>
         <w:rPr>
@@ -124,6 +126,9 @@
         <w:t>http</w:t>
       </w:r>
       <w:r>
+        <w:rPr>
+          <w:lang w:val="en-US"/>
+        </w:rPr>
         <w:t>://</w:t>
       </w:r>
       <w:r>
@@ -133,45 +138,54 @@
         <w:t>www</w:t>
       </w:r>
       <w:r>
+        <w:rPr>
+          <w:lang w:val="en-US"/>
+        </w:rPr>
         <w:t>.</w:t>
       </w:r>
-      <w:proofErr w:type="spellStart"/>
       <w:r>
         <w:rPr>
           <w:lang w:val="en-US"/>
         </w:rPr>
         <w:t>rostov</w:t>
       </w:r>
-      <w:proofErr w:type="spellEnd"/>
       <w:r>
+        <w:rPr>
+          <w:lang w:val="en-US"/>
+        </w:rPr>
         <w:t>.</w:t>
       </w:r>
-      <w:proofErr w:type="spellStart"/>
       <w:r>
         <w:rPr>
           <w:lang w:val="en-US"/>
         </w:rPr>
         <w:t>arbitr</w:t>
       </w:r>
-      <w:proofErr w:type="spellEnd"/>
       <w:r>
+        <w:rPr>
+          <w:lang w:val="en-US"/>
+        </w:rPr>
         <w:t>.</w:t>
       </w:r>
-      <w:proofErr w:type="spellStart"/>
       <w:r>
         <w:rPr>
           <w:lang w:val="en-US"/>
         </w:rPr>
         <w:t>ru</w:t>
       </w:r>
-      <w:proofErr w:type="spellEnd"/>
       <w:r>
+        <w:rPr>
+          <w:lang w:val="en-US"/>
+        </w:rPr>
         <w:t xml:space="preserve">; </w:t>
       </w:r>
       <w:r>
         <w:t>е</w:t>
       </w:r>
       <w:r>
+        <w:rPr>
+          <w:lang w:val="en-US"/>
+        </w:rPr>
         <w:t>-</w:t>
       </w:r>
       <w:r>
@@ -181,68 +195,68 @@
         <w:t>mail</w:t>
       </w:r>
       <w:r>
+        <w:rPr>
+          <w:lang w:val="en-US"/>
+        </w:rPr>
         <w:t xml:space="preserve">: </w:t>
       </w:r>
-      <w:hyperlink r:id="rId15" w:history="1">
+      <w:hyperlink r:id="rId8" w:history="1">
         <w:r>
           <w:rPr>
-            <w:color w:val="0000FF"/>
-            <w:u w:val="single"/>
+            <w:rStyle w:val="afc"/>
+            <w:rFonts w:eastAsia="Liberation Sans"/>
             <w:lang w:val="en-US"/>
           </w:rPr>
           <w:t>info</w:t>
         </w:r>
         <w:r>
           <w:rPr>
-            <w:color w:val="0000FF"/>
-            <w:u w:val="single"/>
+            <w:rStyle w:val="afc"/>
+            <w:rFonts w:eastAsia="Liberation Sans"/>
+            <w:lang w:val="en-US"/>
           </w:rPr>
           <w:t>@</w:t>
         </w:r>
-        <w:proofErr w:type="spellStart"/>
         <w:r>
           <w:rPr>
-            <w:color w:val="0000FF"/>
-            <w:u w:val="single"/>
+            <w:rStyle w:val="afc"/>
+            <w:rFonts w:eastAsia="Liberation Sans"/>
             <w:lang w:val="en-US"/>
           </w:rPr>
           <w:t>rostov</w:t>
         </w:r>
-        <w:proofErr w:type="spellEnd"/>
         <w:r>
           <w:rPr>
-            <w:color w:val="0000FF"/>
-            <w:u w:val="single"/>
+            <w:rStyle w:val="afc"/>
+            <w:rFonts w:eastAsia="Liberation Sans"/>
+            <w:lang w:val="en-US"/>
           </w:rPr>
           <w:t>.</w:t>
         </w:r>
-        <w:proofErr w:type="spellStart"/>
         <w:r>
           <w:rPr>
-            <w:color w:val="0000FF"/>
-            <w:u w:val="single"/>
+            <w:rStyle w:val="afc"/>
+            <w:rFonts w:eastAsia="Liberation Sans"/>
             <w:lang w:val="en-US"/>
           </w:rPr>
           <w:t>arbitr</w:t>
         </w:r>
-        <w:proofErr w:type="spellEnd"/>
         <w:r>
           <w:rPr>
-            <w:color w:val="0000FF"/>
-            <w:u w:val="single"/>
+            <w:rStyle w:val="afc"/>
+            <w:rFonts w:eastAsia="Liberation Sans"/>
+            <w:lang w:val="en-US"/>
           </w:rPr>
           <w:t>.</w:t>
         </w:r>
-        <w:proofErr w:type="spellStart"/>
         <w:r>
           <w:rPr>
-            <w:color w:val="0000FF"/>
-            <w:u w:val="single"/>
+            <w:rStyle w:val="afc"/>
+            <w:rFonts w:eastAsia="Liberation Sans"/>
             <w:lang w:val="en-US"/>
           </w:rPr>
           <w:t>ru</w:t>
         </w:r>
-        <w:proofErr w:type="spellEnd"/>
       </w:hyperlink>
     </w:p>
     <w:p>
@@ -252,6 +266,7 @@
         <w:outlineLvl w:val="0"/>
         <w:rPr>
           <w:b/>
+          <w:lang w:val="en-US"/>
         </w:rPr>
       </w:pPr>
     </w:p>
@@ -303,6 +318,9 @@
     </w:p>
     <w:p/>
     <w:p>
+      <w:pPr>
+        <w:spacing w:line="360" w:lineRule="auto"/>
+      </w:pPr>
       <w:r>
         <w:t>г. Ростов-на-Дону</w:t>
       </w:r>
@@ -310,11 +328,9 @@
     <w:p>
       <w:pPr>
         <w:tabs>
-          <w:tab w:pos="9354" w:val="right"/>
+          <w:tab w:val="left" w:pos="6300"/>
         </w:tabs>
-        <w:rPr>
-          <w:bCs/>
-        </w:rPr>
+        <w:spacing w:line="360" w:lineRule="auto"/>
       </w:pPr>
       <w:r>
         <w:t>[66]</w:t>
@@ -322,31 +338,12 @@
       <w:r>
         <w:tab/>
       </w:r>
-      <w:r/>
       <w:r>
-        <w:rPr>
-          <w:lang w:val="en-US"/>
-        </w:rPr>
+        <w:t xml:space="preserve">    </w:t>
       </w:r>
       <w:r>
-        <w:t xml:space="preserve">Дело № </w:t>
+        <w:t>Дело № [1]</w:t>
       </w:r>
-      <w:r>
-        <w:t>[1]-</w:t>
-      </w:r>
-      <w:r>
-        <w:t>[22]</w:t>
-      </w:r>
-    </w:p>
-    <w:p>
-      <w:pPr>
-        <w:tabs>
-          <w:tab w:val="left" w:pos="6300"/>
-        </w:tabs>
-        <w:rPr>
-          <w:bCs/>
-        </w:rPr>
-      </w:pPr>
     </w:p>
     <w:p>
       <w:pPr>
@@ -354,13 +351,7 @@
         <w:jc w:val="both"/>
       </w:pPr>
       <w:r>
-        <w:t xml:space="preserve">Арбитражный суд Ростовской области  в составе судьи </w:t>
-      </w:r>
-      <w:r>
-        <w:t>[415]</w:t>
-      </w:r>
-      <w:r>
-        <w:t xml:space="preserve">, </w:t>
+        <w:t xml:space="preserve">Арбитражный суд Ростовской области  в составе судьи [415], </w:t>
       </w:r>
     </w:p>
     <w:p>
@@ -368,48 +359,27 @@
         <w:jc w:val="both"/>
       </w:pPr>
       <w:r>
-        <w:t>ознакомившись с заявлением [</w:t>
+        <w:t xml:space="preserve">ознакомившись с заявлением </w:t>
       </w:r>
       <w:r>
-        <w:rPr>
-          <w:rFonts w:ascii="Liberation Sans" w:eastAsia="Liberation Sans" w:hAnsi="Liberation Sans" w:cs="Liberation Sans"/>
-          <w:color w:val="212121"/>
-          <w:sz w:val="23"/>
-        </w:rPr>
-        <w:t>989]</w:t>
+        <w:t xml:space="preserve">общества с ограниченной ответственностью "Профессиональная </w:t>
+      </w:r>
+      <w:proofErr w:type="spellStart"/>
+      <w:r>
+        <w:t>коллекторская</w:t>
+      </w:r>
+      <w:proofErr w:type="spellEnd"/>
+      <w:r>
+        <w:t xml:space="preserve"> организация </w:t>
       </w:r>
       <w:r>
-        <w:t xml:space="preserve"> (ИНН </w:t>
+        <w:t>«</w:t>
       </w:r>
       <w:r>
-        <w:rPr>
-          <w:rFonts w:ascii="Liberation Sans" w:eastAsia="Liberation Sans" w:hAnsi="Liberation Sans" w:cs="Liberation Sans"/>
-          <w:color w:val="212121"/>
-          <w:sz w:val="23"/>
-        </w:rPr>
-        <w:t>[991]</w:t>
+        <w:t>[989]</w:t>
       </w:r>
       <w:r>
-        <w:t xml:space="preserve">, ОГРН </w:t>
-      </w:r>
-      <w:r>
-        <w:rPr>
-          <w:rFonts w:ascii="Liberation Sans" w:eastAsia="Liberation Sans" w:hAnsi="Liberation Sans" w:cs="Liberation Sans"/>
-          <w:color w:val="212121"/>
-          <w:sz w:val="23"/>
-        </w:rPr>
-        <w:t>[990]</w:t>
-      </w:r>
-      <w:r>
-        <w:t xml:space="preserve">, место нахождения: </w:t>
-      </w:r>
-      <w:r>
-        <w:rPr>
-          <w:rFonts w:ascii="Liberation Sans" w:eastAsia="Liberation Sans" w:hAnsi="Liberation Sans" w:cs="Liberation Sans"/>
-          <w:color w:val="212121"/>
-          <w:sz w:val="23"/>
-        </w:rPr>
-        <w:t>[988]</w:t>
+        <w:t>» (ИНН [991], ОГРН [990], почтовый адрес: [988]</w:t>
       </w:r>
       <w:r>
         <w:t>)</w:t>
@@ -417,6 +387,9 @@
     </w:p>
     <w:p>
       <w:pPr>
+        <w:autoSpaceDE w:val="0"/>
+        <w:autoSpaceDN w:val="0"/>
+        <w:adjustRightInd w:val="0"/>
         <w:jc w:val="both"/>
       </w:pPr>
       <w:r>
@@ -427,59 +400,12 @@
       <w:pPr>
         <w:jc w:val="both"/>
       </w:pPr>
-      <w:proofErr w:type="gramStart"/>
       <w:r>
-        <w:t>в рамках дела о несостоятельности (банкротстве) [2.1] ([</w:t>
+        <w:t xml:space="preserve">в рамках дела о несостоятельности (банкротстве) </w:t>
       </w:r>
       <w:r>
-        <w:rPr>
-          <w:sz w:val="22"/>
-          <w:szCs w:val="22"/>
-        </w:rPr>
-        <w:t>3]</w:t>
+        <w:t>[2.1] ([3] года рождения, место рождения: [3.1], ИНН [4], СНИЛС [5], адрес регистрации: [6]),</w:t>
       </w:r>
-      <w:r>
-        <w:t xml:space="preserve"> года рождения, место</w:t>
-      </w:r>
-      <w:proofErr w:type="gramEnd"/>
-      <w:r>
-        <w:t xml:space="preserve"> рождения: гор. </w:t>
-      </w:r>
-      <w:proofErr w:type="gramStart"/>
-      <w:r>
-        <w:t xml:space="preserve">Таганрог Ростовской обл.[3.1], ИНН </w:t>
-      </w:r>
-      <w:r>
-        <w:rPr>
-          <w:sz w:val="22"/>
-          <w:szCs w:val="22"/>
-        </w:rPr>
-        <w:t>[4]</w:t>
-      </w:r>
-      <w:r>
-        <w:t xml:space="preserve">, СНИЛС </w:t>
-      </w:r>
-      <w:r>
-        <w:rPr>
-          <w:sz w:val="22"/>
-          <w:szCs w:val="22"/>
-        </w:rPr>
-        <w:t>[5]</w:t>
-      </w:r>
-      <w:r>
-        <w:t xml:space="preserve">, адрес регистрации: </w:t>
-      </w:r>
-      <w:r>
-        <w:rPr>
-          <w:sz w:val="22"/>
-          <w:szCs w:val="22"/>
-        </w:rPr>
-        <w:t>[6]</w:t>
-      </w:r>
-      <w:r>
-        <w:t>),</w:t>
-      </w:r>
-      <w:proofErr w:type="gramEnd"/>
     </w:p>
     <w:p>
       <w:pPr>
@@ -488,22 +414,12 @@
     </w:p>
     <w:p>
       <w:pPr>
-        <w:widowControl w:val="0"/>
-        <w:ind w:firstLine="709"/>
+        <w:shd w:val="clear" w:color="auto" w:fill="FFFFFF"/>
+        <w:ind w:firstLine="708"/>
         <w:jc w:val="both"/>
       </w:pPr>
       <w:r>
-        <w:t xml:space="preserve">установил: решением Арбитражного суда Ростовской области от </w:t>
-      </w:r>
-      <w:r>
-        <w:rPr>
-          <w:sz w:val="22"/>
-          <w:szCs w:val="22"/>
-        </w:rPr>
-        <w:t>[7]</w:t>
-      </w:r>
-      <w:r>
-        <w:t xml:space="preserve"> должник признан несостоятельным (банкротом), в отношении него введена процедура реализации имущества гражданина. Финансовым управляющим </w:t>
+        <w:t xml:space="preserve">установил: решением Арбитражного суда Ростовской области от [7] должник признан несостоятельным (банкротом), в отношении него введена процедура реализации имущества гражданина. Финансовым управляющим </w:t>
       </w:r>
       <w:proofErr w:type="gramStart"/>
       <w:r>
@@ -511,32 +427,134 @@
       </w:r>
       <w:proofErr w:type="gramEnd"/>
       <w:r>
-        <w:t xml:space="preserve"> </w:t>
+        <w:t xml:space="preserve"> [8].</w:t>
       </w:r>
+    </w:p>
+    <w:p>
+      <w:pPr>
+        <w:shd w:val="clear" w:color="auto" w:fill="FFFFFF"/>
+        <w:ind w:firstLine="708"/>
+        <w:jc w:val="both"/>
+      </w:pPr>
       <w:r>
-        <w:rPr>
-          <w:sz w:val="22"/>
-          <w:szCs w:val="22"/>
-        </w:rPr>
-        <w:t>[8]</w:t>
-      </w:r>
-      <w:r>
-        <w:t>.</w:t>
+        <w:t>Сведения о признании должника банкротом и введении процедуры реализации имущества гражданина опубликованы в газете «Коммерсантъ» № [67] от [68].</w:t>
       </w:r>
     </w:p>
     <w:p>
       <w:pPr>
         <w:widowControl w:val="0"/>
+        <w:autoSpaceDE w:val="0"/>
+        <w:autoSpaceDN w:val="0"/>
         <w:ind w:firstLine="709"/>
         <w:jc w:val="both"/>
+        <w:rPr>
+          <w:shd w:val="clear" w:color="auto" w:fill="FFFFFF"/>
+        </w:rPr>
       </w:pPr>
       <w:r>
-        <w:t xml:space="preserve">Сведения о признании должника банкротом и введении процедуры реализации имущества гражданина опубликованы в газете «Коммерсантъ» [67] от [68] [23] (согласно штампу канцелярии); [24] посредством сервиса электронной подачи документов «Мой Арбитр») [989] обратилось с заявлением о включении в третью очередь реестра требований кредиторов должника задолженности по кредитным договорам № [110] от [100], № [111] от [101], № [112] от [102], № [113] от [103], № [114] от [104], № [115] от [105] в размере [12] руб., из них: [13]  руб. – основной долг, [14]  руб. – проценты, [17] руб. – государственная пошлина. </w:t>
+        <w:rPr>
+          <w:shd w:val="clear" w:color="auto" w:fill="FFFFFF"/>
+        </w:rPr>
+        <w:t>[23]</w:t>
+      </w:r>
+      <w:r>
+        <w:rPr>
+          <w:shd w:val="clear" w:color="auto" w:fill="FFFFFF"/>
+        </w:rPr>
+        <w:t xml:space="preserve"> (согласно штампу канцелярии; </w:t>
+      </w:r>
+      <w:proofErr w:type="gramStart"/>
+      <w:r>
+        <w:rPr>
+          <w:shd w:val="clear" w:color="auto" w:fill="FFFFFF"/>
+        </w:rPr>
+        <w:t>[24]</w:t>
+      </w:r>
+      <w:r>
+        <w:rPr>
+          <w:shd w:val="clear" w:color="auto" w:fill="FFFFFF"/>
+        </w:rPr>
+        <w:t xml:space="preserve"> посредством сервиса электронной подачи документов «Мой Арбитр») ООО ПКО «</w:t>
+      </w:r>
+      <w:r>
+        <w:rPr>
+          <w:shd w:val="clear" w:color="auto" w:fill="FFFFFF"/>
+        </w:rPr>
+        <w:t>[989]</w:t>
+      </w:r>
+      <w:r>
+        <w:rPr>
+          <w:shd w:val="clear" w:color="auto" w:fill="FFFFFF"/>
+        </w:rPr>
+        <w:t>» обратилось с заявлением о включении в третью очередь реестра требований кредиторов должника задолженности по кредитным договорам № [110] от [100], № [111] от [101], № [112] от [102], № [113] от [103], № [114] от [104], № [115] от [105]</w:t>
+      </w:r>
+      <w:r>
+        <w:rPr>
+          <w:shd w:val="clear" w:color="auto" w:fill="FFFFFF"/>
+        </w:rPr>
+        <w:t xml:space="preserve"> </w:t>
+      </w:r>
+      <w:r>
+        <w:rPr>
+          <w:shd w:val="clear" w:color="auto" w:fill="FFFFFF"/>
+        </w:rPr>
+        <w:t xml:space="preserve">в размере </w:t>
+      </w:r>
+      <w:r>
+        <w:t xml:space="preserve">[12] </w:t>
+      </w:r>
+      <w:r>
+        <w:rPr>
+          <w:shd w:val="clear" w:color="auto" w:fill="FFFFFF"/>
+        </w:rPr>
+        <w:t xml:space="preserve">руб., из них: </w:t>
+      </w:r>
+      <w:r>
+        <w:t xml:space="preserve">[13] руб. – </w:t>
+      </w:r>
+      <w:r>
+        <w:rPr>
+          <w:shd w:val="clear" w:color="auto" w:fill="FFFFFF"/>
+        </w:rPr>
+        <w:t xml:space="preserve">основной долг, </w:t>
+      </w:r>
+      <w:r>
+        <w:t xml:space="preserve">[14] руб. – </w:t>
+      </w:r>
+      <w:r>
+        <w:rPr>
+          <w:shd w:val="clear" w:color="auto" w:fill="FFFFFF"/>
+        </w:rPr>
+        <w:t>проценты</w:t>
+      </w:r>
+      <w:r>
+        <w:rPr>
+          <w:shd w:val="clear" w:color="auto" w:fill="FFFFFF"/>
+        </w:rPr>
+        <w:t>;</w:t>
+      </w:r>
+      <w:proofErr w:type="gramEnd"/>
+      <w:r>
+        <w:rPr>
+          <w:shd w:val="clear" w:color="auto" w:fill="FFFFFF"/>
+        </w:rPr>
+        <w:t xml:space="preserve"> </w:t>
+      </w:r>
+      <w:r>
+        <w:t>ходатайством о восстановлении пропущенного срока на подачу заявления</w:t>
+      </w:r>
+      <w:r>
+        <w:rPr>
+          <w:shd w:val="clear" w:color="auto" w:fill="FFFFFF"/>
+        </w:rPr>
+        <w:t xml:space="preserve">. </w:t>
       </w:r>
     </w:p>
     <w:p>
       <w:pPr>
         <w:widowControl w:val="0"/>
+        <w:autoSpaceDE w:val="0"/>
+        <w:autoSpaceDN w:val="0"/>
         <w:ind w:firstLine="709"/>
         <w:jc w:val="both"/>
       </w:pPr>
@@ -550,7 +568,13 @@
         <w:jc w:val="both"/>
       </w:pPr>
       <w:r>
-        <w:t>В соответствии с частью 1 статьи 223 Арбитражного процессуального кодекса Российской Федерации дела о несостоятельности (банкротстве) рассматриваются  арбитражным судом по правилам, предусмотренным Арбитражным процессуальным кодексом Российской Федерации, с особенностями, установленными федеральными законами, регулирующими  вопросы несостоятельности  (банкротства).</w:t>
+        <w:t>В соответствии с частью 1 статьи 223 Арбитражного процессуально</w:t>
+      </w:r>
+      <w:r>
+        <w:t>го кодекса Российской Федерации</w:t>
+      </w:r>
+      <w:r>
+        <w:t xml:space="preserve"> дела о несостоятельности (банкротстве) рассматриваются  арбитражным судом по правилам, предусмотренным Арбитражным процессуальным кодексом Российской Федерации, с особенностями, установленными федеральными законами, регулирующими  вопросы несостоятельности  (банкротства).</w:t>
       </w:r>
     </w:p>
     <w:p>
@@ -596,13 +620,61 @@
         <w:ind w:firstLine="709"/>
         <w:jc w:val="both"/>
       </w:pPr>
-      <w:bookmarkStart w:id="0" w:name="_GoBack"/>
-      <w:bookmarkEnd w:id="0"/>
+      <w:r>
+        <w:t>Доказательства доплаты государственной пошлины не представлены.</w:t>
+      </w:r>
+    </w:p>
+    <w:p>
+      <w:pPr>
+        <w:ind w:firstLine="709"/>
+        <w:jc w:val="both"/>
+      </w:pPr>
+      <w:r>
+        <w:t xml:space="preserve">В силу </w:t>
+      </w:r>
+      <w:hyperlink r:id="rId9" w:history="1">
+        <w:r>
+          <w:t>статьи 102</w:t>
+        </w:r>
+      </w:hyperlink>
+      <w:r>
+        <w:t xml:space="preserve"> АПК РФ основания и порядок уплаты государственной пошлины, а также порядок предоставления отсрочки или рассрочки уплаты государственной пошлины устанавливаются в соответствии с законодательством Российской Федерации о налогах и сборах.</w:t>
+      </w:r>
+    </w:p>
+    <w:p>
+      <w:pPr>
+        <w:ind w:firstLine="709"/>
+        <w:jc w:val="both"/>
+      </w:pPr>
+      <w:proofErr w:type="gramStart"/>
+      <w:r>
+        <w:t xml:space="preserve">В соответствии с </w:t>
+      </w:r>
+      <w:hyperlink r:id="rId10" w:history="1">
+        <w:r>
+          <w:t>пунктом 2 статьи 333.22</w:t>
+        </w:r>
+      </w:hyperlink>
+      <w:r>
+        <w:t xml:space="preserve"> Налогового кодекса Российской Федерации (далее - НК РФ) Верховный Суд Российской Федерации, арбитражные суды, исходя из имущественного положения плательщика, вправе освободить его от уплаты государственной пошлины по делам, рассматриваемым указанными судами, либо уменьшить ее размер, а также отсрочить (рассрочить) ее уплату в порядке, предусмотренном </w:t>
+      </w:r>
+      <w:hyperlink r:id="rId11" w:history="1">
+        <w:r>
+          <w:t>статьей 333.41</w:t>
+        </w:r>
+      </w:hyperlink>
+      <w:r>
+        <w:t xml:space="preserve"> данного Кодекса.</w:t>
+      </w:r>
+      <w:proofErr w:type="gramEnd"/>
+    </w:p>
+    <w:p>
+      <w:pPr>
+        <w:ind w:firstLine="709"/>
+        <w:jc w:val="both"/>
+      </w:pPr>
       <w:r>
         <w:t>Судебный акт, подтверждающий взыскание задолженности по кредитному договору, либо доказательства оплаты государственной пошлины в установленном размере не представлены.</w:t>
-      </w:r>
-      <w:r>
-        <w:t xml:space="preserve"> </w:t>
       </w:r>
     </w:p>
     <w:p>
@@ -616,16 +688,31 @@
     </w:p>
     <w:p>
       <w:pPr>
+        <w:autoSpaceDE w:val="0"/>
+        <w:autoSpaceDN w:val="0"/>
+        <w:adjustRightInd w:val="0"/>
         <w:ind w:firstLine="708"/>
         <w:jc w:val="both"/>
         <w:outlineLvl w:val="2"/>
       </w:pPr>
       <w:r>
-        <w:t>Руководствуясь статьями 126, 128, 223 Арбитражного процессуального кодекса Российской Федерации, арбитражный суд</w:t>
+        <w:t>Р</w:t>
+      </w:r>
+      <w:r>
+        <w:t xml:space="preserve">уководствуясь статьями </w:t>
+      </w:r>
+      <w:r>
+        <w:t>126, 128, 223</w:t>
+      </w:r>
+      <w:r>
+        <w:t xml:space="preserve"> Арбитражного процессуального кодекса Российской Федерации, арбитражный суд</w:t>
       </w:r>
     </w:p>
     <w:p>
       <w:pPr>
+        <w:autoSpaceDE w:val="0"/>
+        <w:autoSpaceDN w:val="0"/>
+        <w:adjustRightInd w:val="0"/>
         <w:ind w:firstLine="708"/>
         <w:jc w:val="both"/>
         <w:outlineLvl w:val="2"/>
@@ -682,22 +769,41 @@
     </w:p>
     <w:p>
       <w:pPr>
+        <w:autoSpaceDE w:val="0"/>
+        <w:autoSpaceDN w:val="0"/>
+        <w:adjustRightInd w:val="0"/>
         <w:ind w:firstLine="709"/>
         <w:jc w:val="both"/>
       </w:pPr>
       <w:r>
-        <w:t xml:space="preserve">Заявление </w:t>
+        <w:t>З</w:t>
+      </w:r>
+      <w:r>
+        <w:t xml:space="preserve">аявление </w:t>
       </w:r>
       <w:r>
         <w:rPr>
-          <w:rFonts w:ascii="Liberation Sans" w:eastAsia="Liberation Sans" w:hAnsi="Liberation Sans" w:cs="Liberation Sans"/>
-          <w:color w:val="212121"/>
-          <w:sz w:val="23"/>
+          <w:shd w:val="clear" w:color="auto" w:fill="FFFFFF"/>
+        </w:rPr>
+        <w:t>«</w:t>
+      </w:r>
+      <w:r>
+        <w:rPr>
+          <w:shd w:val="clear" w:color="auto" w:fill="FFFFFF"/>
         </w:rPr>
         <w:t>[989]</w:t>
       </w:r>
       <w:r>
-        <w:t xml:space="preserve"> о включении в реестр требований кредиторов оставить без движения. </w:t>
+        <w:rPr>
+          <w:shd w:val="clear" w:color="auto" w:fill="FFFFFF"/>
+        </w:rPr>
+        <w:t xml:space="preserve">» </w:t>
+      </w:r>
+      <w:r>
+        <w:t xml:space="preserve">о включении в реестр требований кредиторов </w:t>
+      </w:r>
+      <w:r>
+        <w:t xml:space="preserve">оставить без движения. </w:t>
       </w:r>
     </w:p>
     <w:p>
@@ -717,14 +823,15 @@
       </w:r>
       <w:r>
         <w:rPr>
-          <w:rFonts w:ascii="Liberation Sans" w:eastAsia="Liberation Sans" w:hAnsi="Liberation Sans" w:cs="Liberation Sans"/>
-          <w:color w:val="212121"/>
-          <w:sz w:val="23"/>
+          <w:b/>
         </w:rPr>
-        <w:t>[20] </w:t>
+        <w:t>[98]</w:t>
       </w:r>
       <w:r>
-        <w:t xml:space="preserve"> устранить допущенные нарушения, а именно: представить доказательства оплаты государственной пошлины в установленном порядке и размере, либо документы в обоснование ходатайства о предоставлении отсрочки государственной пошлины (подтвержденный налоговым органом перечень расчетных и иных счетов, наименования и адреса банков и других кредитных учреждений, в которых эти счета открыты (включая счета филиалов и представительств юридического лица - заинтересованной</w:t>
+        <w:t xml:space="preserve"> устранить допущенные нарушения, а именно: </w:t>
+      </w:r>
+      <w:r>
+        <w:t>представить доказательства оплаты государственной пошлины в установленном порядке и размере, либо документы в обоснование ходатайства о предоставлении отсрочки государственной пошлины (подтвержденный налоговым органом перечень расчетных и иных счетов, наименования и адреса банков и других кредитных учреждений, в которых эти счета открыты (включая счета филиалов и представительств юридического лица - заинтересованной</w:t>
       </w:r>
       <w:proofErr w:type="gramEnd"/>
       <w:r>
@@ -747,7 +854,10 @@
     </w:p>
     <w:p>
       <w:pPr>
-        <w:ind w:firstLine="709"/>
+        <w:autoSpaceDE w:val="0"/>
+        <w:autoSpaceDN w:val="0"/>
+        <w:adjustRightInd w:val="0"/>
+        <w:ind w:firstLine="708"/>
         <w:jc w:val="both"/>
       </w:pPr>
       <w:r>
@@ -756,6 +866,9 @@
     </w:p>
     <w:p>
       <w:pPr>
+        <w:autoSpaceDE w:val="0"/>
+        <w:autoSpaceDN w:val="0"/>
+        <w:adjustRightInd w:val="0"/>
         <w:ind w:firstLine="709"/>
         <w:jc w:val="both"/>
       </w:pPr>
@@ -781,7 +894,19 @@
         <w:rPr>
           <w:u w:val="single"/>
         </w:rPr>
-        <w:t>Документы,  направляемые в арбитражный суд, должны содержать ссылку на номер дела и обособленного спора, быть поданы на имя судьи</w:t>
+        <w:t>Документы,  направляемые в арбитражный суд, должны содержать ссылку на номер дела</w:t>
+      </w:r>
+      <w:r>
+        <w:rPr>
+          <w:u w:val="single"/>
+        </w:rPr>
+        <w:t xml:space="preserve"> и обособленного спора</w:t>
+      </w:r>
+      <w:r>
+        <w:rPr>
+          <w:u w:val="single"/>
+        </w:rPr>
+        <w:t>, быть поданы на имя судьи</w:t>
       </w:r>
       <w:r>
         <w:t>.</w:t>
@@ -795,8 +920,12 @@
       <w:r>
         <w:t xml:space="preserve">Разъяснить лицам, участвующим в деле, что с информацией о движении дела можно ознакомиться на официальном сайте Арбитражного суда Ростовской области в сети Интернет: </w:t>
       </w:r>
-      <w:hyperlink r:id="rId16" w:tooltip="http://rostov.arbitr.ru/" w:history="1">
+      <w:hyperlink r:id="rId12" w:history="1">
         <w:r>
+          <w:rPr>
+            <w:rStyle w:val="afc"/>
+            <w:rFonts w:eastAsia="Liberation Sans"/>
+          </w:rPr>
           <w:t>http://rostov.arbitr.ru</w:t>
         </w:r>
       </w:hyperlink>
@@ -817,6 +946,7 @@
         <w:rPr>
           <w:i/>
         </w:rPr>
+        <w:lastRenderedPageBreak/>
         <w:t>Согласно п. 8 постановления Пленума Верховного Суда РФ от 17.12.2024 № 40 «О некоторых вопросах, связанных с введением в действие Федерального закона от 29 мая 2024 года № 107-ФЗ «О внесении изменений в Федеральный закон «О несостоятельности (банкротстве)» и статью 223 Арбитражного процессуального кодекса Российской Федерации» (далее – постановление № 40) лица, участвующие в деле о банкротстве, считаются извещенными о вынесении определения о принятии</w:t>
       </w:r>
       <w:proofErr w:type="gramEnd"/>
@@ -839,7 +969,6 @@
         <w:rPr>
           <w:i/>
         </w:rPr>
-        <w:lastRenderedPageBreak/>
         <w:t xml:space="preserve">Как разъяснено в </w:t>
       </w:r>
       <w:proofErr w:type="spellStart"/>
@@ -856,9 +985,11 @@
         </w:rPr>
         <w:t xml:space="preserve">. 1 п. 36 пленума № 40, в силу </w:t>
       </w:r>
-      <w:hyperlink r:id="rId17" w:tooltip="https://login.consultant.ru/link/?req=doc&amp;base=LAW&amp;n=482731&amp;dst=1988" w:history="1">
+      <w:hyperlink r:id="rId13" w:history="1">
         <w:r>
           <w:rPr>
+            <w:rStyle w:val="afc"/>
+            <w:rFonts w:eastAsia="Liberation Sans"/>
             <w:i/>
           </w:rPr>
           <w:t>части 1 статьи 177</w:t>
@@ -870,9 +1001,11 @@
         </w:rPr>
         <w:t xml:space="preserve"> и </w:t>
       </w:r>
-      <w:hyperlink r:id="rId18" w:tooltip="https://login.consultant.ru/link/?req=doc&amp;base=LAW&amp;n=482731&amp;dst=1992" w:history="1">
+      <w:hyperlink r:id="rId14" w:history="1">
         <w:r>
           <w:rPr>
+            <w:rStyle w:val="afc"/>
+            <w:rFonts w:eastAsia="Liberation Sans"/>
             <w:i/>
           </w:rPr>
           <w:t>части 1 статьи 186</w:t>
@@ -902,46 +1035,23 @@
     </w:p>
     <w:p>
       <w:pPr>
-        <w:widowControl w:val="0"/>
-        <w:shd w:val="clear" w:color="auto" w:fill="FFFFFF"/>
-        <w:tabs>
-          <w:tab w:val="left" w:pos="566"/>
-        </w:tabs>
         <w:jc w:val="both"/>
       </w:pPr>
+      <w:r>
+        <w:t>Судья                                                                                                                            [415]</w:t>
+      </w:r>
     </w:p>
     <w:p>
-      <w:pPr>
-        <w:tabs>
-          <w:tab w:pos="9354" w:val="right"/>
-        </w:tabs>
-        <w:jc w:val="both"/>
-        <w:rPr>
-          <w:lang w:val="en-US"/>
-        </w:rPr>
-      </w:pPr>
-      <w:r>
-        <w:t>Судья</w:t>
-        <w:tab/>
-      </w:r>
-      <w:r/>
-      <w:r>
-        <w:rPr>
-          <w:lang w:val="en-US"/>
-        </w:rPr>
-        <w:t>[415]</w:t>
-      </w:r>
+      <w:bookmarkStart w:id="0" w:name="_GoBack"/>
+      <w:bookmarkEnd w:id="0"/>
     </w:p>
-    <w:p/>
-    <w:p/>
-    <w:p/>
     <w:sectPr>
-      <w:headerReference w:type="even" r:id="rId19"/>
-      <w:headerReference w:type="default" r:id="rId20"/>
-      <w:footerReference w:type="even" r:id="rId21"/>
-      <w:footerReference w:type="default" r:id="rId22"/>
-      <w:headerReference w:type="first" r:id="rId23"/>
-      <w:footerReference w:type="first" r:id="rId24"/>
+      <w:headerReference w:type="even" r:id="rId15"/>
+      <w:headerReference w:type="default" r:id="rId16"/>
+      <w:footerReference w:type="even" r:id="rId17"/>
+      <w:footerReference w:type="default" r:id="rId18"/>
+      <w:headerReference w:type="first" r:id="rId19"/>
+      <w:footerReference w:type="first" r:id="rId20"/>
       <w:pgSz w:w="11906" w:h="16838"/>
       <w:pgMar w:top="1134" w:right="851" w:bottom="1134" w:left="1701" w:header="709" w:footer="709" w:gutter="0"/>
       <w:cols w:space="708"/>
@@ -1291,6 +1401,7 @@
     <w:lsdException w:name="Title" w:semiHidden="0" w:uiPriority="10" w:unhideWhenUsed="0" w:qFormat="1"/>
     <w:lsdException w:name="Default Paragraph Font" w:uiPriority="1"/>
     <w:lsdException w:name="Subtitle" w:semiHidden="0" w:uiPriority="11" w:unhideWhenUsed="0" w:qFormat="1"/>
+    <w:lsdException w:name="Hyperlink" w:uiPriority="0"/>
     <w:lsdException w:name="Strong" w:semiHidden="0" w:uiPriority="22" w:unhideWhenUsed="0" w:qFormat="1"/>
     <w:lsdException w:name="Emphasis" w:semiHidden="0" w:uiPriority="20" w:unhideWhenUsed="0" w:qFormat="1"/>
     <w:lsdException w:name="Table Grid" w:semiHidden="0" w:uiPriority="59" w:unhideWhenUsed="0"/>
@@ -13553,6 +13664,7 @@
     <w:lsdException w:name="Title" w:semiHidden="0" w:uiPriority="10" w:unhideWhenUsed="0" w:qFormat="1"/>
     <w:lsdException w:name="Default Paragraph Font" w:uiPriority="1"/>
     <w:lsdException w:name="Subtitle" w:semiHidden="0" w:uiPriority="11" w:unhideWhenUsed="0" w:qFormat="1"/>
+    <w:lsdException w:name="Hyperlink" w:uiPriority="0"/>
     <w:lsdException w:name="Strong" w:semiHidden="0" w:uiPriority="22" w:unhideWhenUsed="0" w:qFormat="1"/>
     <w:lsdException w:name="Emphasis" w:semiHidden="0" w:uiPriority="20" w:unhideWhenUsed="0" w:qFormat="1"/>
     <w:lsdException w:name="Table Grid" w:semiHidden="0" w:uiPriority="59" w:unhideWhenUsed="0"/>

--- a/Templates/промежуточные_особые/внести Обездвижка/Определение БД нет ГП.docx
+++ b/Templates/промежуточные_особые/внести Обездвижка/Определение БД нет ГП.docx
@@ -328,7 +328,7 @@
     <w:p>
       <w:pPr>
         <w:tabs>
-          <w:tab w:val="left" w:pos="6300"/>
+          <w:tab w:pos="9354" w:val="right"/>
         </w:tabs>
         <w:spacing w:line="360" w:lineRule="auto"/>
       </w:pPr>
@@ -338,9 +338,7 @@
       <w:r>
         <w:tab/>
       </w:r>
-      <w:r>
-        <w:t xml:space="preserve">    </w:t>
-      </w:r>
+      <w:r/>
       <w:r>
         <w:t>Дело № [1]</w:t>
       </w:r>
@@ -1035,10 +1033,15 @@
     </w:p>
     <w:p>
       <w:pPr>
+        <w:tabs>
+          <w:tab w:pos="9354" w:val="right"/>
+        </w:tabs>
         <w:jc w:val="both"/>
       </w:pPr>
       <w:r>
-        <w:t>Судья                                                                                                                            [415]</w:t>
+        <w:t>Судья</w:t>
+        <w:tab/>
+        <w:t>[415]</w:t>
       </w:r>
     </w:p>
     <w:p>
